--- a/public/curriculum/Pedro-Pizzi-fr.docx
+++ b/public/curriculum/Pedro-Pizzi-fr.docx
@@ -14,23 +14,17 @@
         <w:br/>
       </w:r>
       <w:r>
-        <w:t xml:space="preserve">Valladolid, </w:t>
-      </w:r>
-      <w:proofErr w:type="spellStart"/>
-      <w:r>
-        <w:t>Espagne</w:t>
-      </w:r>
-      <w:proofErr w:type="spellEnd"/>
+        <w:t xml:space="preserve">Rio de Janeiro, </w:t>
+      </w:r>
+      <w:r>
+        <w:rPr>
+          <w:lang w:val="fr-FR"/>
+        </w:rPr>
+        <w:t>Brésil</w:t>
+      </w:r>
       <w:r>
         <w:br/>
-      </w:r>
-      <w:proofErr w:type="spellStart"/>
-      <w:r>
-        <w:t>Téléphone</w:t>
-      </w:r>
-      <w:proofErr w:type="spellEnd"/>
-      <w:r>
-        <w:t xml:space="preserve"> : +55 (24) 98806-6331</w:t>
+        <w:t>Téléphone : +55 (24) 98806-6331</w:t>
       </w:r>
       <w:r>
         <w:br/>
@@ -46,814 +40,97 @@
       </w:hyperlink>
     </w:p>
     <w:p>
-      <w:proofErr w:type="spellStart"/>
-      <w:r>
-        <w:rPr>
-          <w:b/>
-          <w:bCs/>
-        </w:rPr>
-        <w:t>Résumé</w:t>
-      </w:r>
-      <w:proofErr w:type="spellEnd"/>
-      <w:r>
-        <w:rPr>
-          <w:b/>
-          <w:bCs/>
-        </w:rPr>
+      <w:r>
+        <w:rPr>
+          <w:b/>
+          <w:bCs/>
+        </w:rPr>
+        <w:t>Résumé Professionnel</w:t>
+      </w:r>
+      <w:r>
+        <w:br/>
+        <w:t xml:space="preserve">J’ai </w:t>
+      </w:r>
+      <w:r>
+        <w:t>cinq</w:t>
+      </w:r>
+      <w:r>
+        <w:t xml:space="preserve"> ans d’expérience professionnelle, dont </w:t>
+      </w:r>
+      <w:r>
+        <w:t>quatre</w:t>
+      </w:r>
+      <w:r>
+        <w:t xml:space="preserve"> en tant que </w:t>
+      </w:r>
+      <w:r>
+        <w:rPr>
+          <w:b/>
+          <w:bCs/>
+        </w:rPr>
+        <w:t>développeur logiciel</w:t>
+      </w:r>
+      <w:r>
+        <w:t xml:space="preserve">. J’ai travaillé pendant un an chez </w:t>
+      </w:r>
+      <w:r>
+        <w:rPr>
+          <w:b/>
+          <w:bCs/>
+        </w:rPr>
+        <w:t>Orange Business Services</w:t>
+      </w:r>
+      <w:r>
+        <w:t xml:space="preserve"> avec une équipe américaine dans le domaine des réseaux. Chez </w:t>
+      </w:r>
+      <w:r>
+        <w:rPr>
+          <w:b/>
+          <w:bCs/>
+        </w:rPr>
+        <w:t>Advice Compliance Solutions</w:t>
+      </w:r>
+      <w:r>
+        <w:t xml:space="preserve">, j’ai travaillé comme développeur et j’ai suivi de près plusieurs projets liés à la </w:t>
+      </w:r>
+      <w:r>
+        <w:rPr>
+          <w:b/>
+          <w:bCs/>
+        </w:rPr>
+        <w:t>conformité réglementaire</w:t>
+      </w:r>
+      <w:r>
+        <w:t xml:space="preserve">. Chez </w:t>
+      </w:r>
+      <w:r>
+        <w:rPr>
+          <w:b/>
+          <w:bCs/>
+        </w:rPr>
+        <w:t>GE Aerospace</w:t>
+      </w:r>
+      <w:r>
+        <w:t xml:space="preserve">, j’ai réécrit le backend d’un système comptant plus de mille utilisateurs en utilisant une nouvelle technologie, en mettant l’accent sur un code propre, clair et bien documenté. J’ai réduit le nombre de vulnérabilités de sécurité de 800 </w:t>
+      </w:r>
+      <w:proofErr w:type="gramStart"/>
+      <w:r>
+        <w:t>à</w:t>
+      </w:r>
+      <w:proofErr w:type="gramEnd"/>
+      <w:r>
+        <w:t xml:space="preserve"> 0 et transformé le projet en un outil mondial.</w:t>
+      </w:r>
+      <w:r>
         <w:t xml:space="preserve"> </w:t>
       </w:r>
-      <w:proofErr w:type="spellStart"/>
-      <w:r>
-        <w:rPr>
-          <w:b/>
-          <w:bCs/>
-        </w:rPr>
-        <w:t>Professionnel</w:t>
-      </w:r>
-      <w:proofErr w:type="spellEnd"/>
-      <w:r>
-        <w:br/>
-      </w:r>
-      <w:proofErr w:type="spellStart"/>
-      <w:r>
-        <w:t>J’ai</w:t>
-      </w:r>
-      <w:proofErr w:type="spellEnd"/>
-      <w:r>
-        <w:t xml:space="preserve"> </w:t>
-      </w:r>
-      <w:proofErr w:type="spellStart"/>
-      <w:r>
-        <w:t>cinq</w:t>
-      </w:r>
-      <w:proofErr w:type="spellEnd"/>
-      <w:r>
-        <w:t xml:space="preserve"> </w:t>
-      </w:r>
-      <w:proofErr w:type="spellStart"/>
-      <w:r>
-        <w:t>ans</w:t>
-      </w:r>
-      <w:proofErr w:type="spellEnd"/>
-      <w:r>
-        <w:t xml:space="preserve"> d’</w:t>
-      </w:r>
-      <w:proofErr w:type="spellStart"/>
-      <w:r>
-        <w:t>expérience</w:t>
-      </w:r>
-      <w:proofErr w:type="spellEnd"/>
-      <w:r>
-        <w:t xml:space="preserve"> </w:t>
-      </w:r>
-      <w:proofErr w:type="spellStart"/>
-      <w:r>
-        <w:t>professionnelle</w:t>
-      </w:r>
-      <w:proofErr w:type="spellEnd"/>
-      <w:r>
-        <w:t xml:space="preserve">, </w:t>
-      </w:r>
-      <w:proofErr w:type="spellStart"/>
-      <w:r>
-        <w:t>dont</w:t>
-      </w:r>
-      <w:proofErr w:type="spellEnd"/>
-      <w:r>
-        <w:t xml:space="preserve"> </w:t>
-      </w:r>
-      <w:proofErr w:type="spellStart"/>
-      <w:r>
-        <w:t>quatre</w:t>
-      </w:r>
-      <w:proofErr w:type="spellEnd"/>
-      <w:r>
-        <w:t xml:space="preserve"> </w:t>
-      </w:r>
-      <w:proofErr w:type="spellStart"/>
-      <w:r>
-        <w:t>en</w:t>
-      </w:r>
-      <w:proofErr w:type="spellEnd"/>
-      <w:r>
-        <w:t xml:space="preserve"> </w:t>
-      </w:r>
-      <w:proofErr w:type="spellStart"/>
-      <w:r>
-        <w:t>tant</w:t>
-      </w:r>
-      <w:proofErr w:type="spellEnd"/>
-      <w:r>
-        <w:t xml:space="preserve"> que </w:t>
-      </w:r>
-      <w:proofErr w:type="spellStart"/>
-      <w:r>
-        <w:rPr>
-          <w:b/>
-          <w:bCs/>
-        </w:rPr>
-        <w:t>développeur</w:t>
-      </w:r>
-      <w:proofErr w:type="spellEnd"/>
-      <w:r>
-        <w:rPr>
-          <w:b/>
-          <w:bCs/>
-        </w:rPr>
-        <w:t xml:space="preserve"> </w:t>
-      </w:r>
-      <w:proofErr w:type="spellStart"/>
-      <w:r>
-        <w:rPr>
-          <w:b/>
-          <w:bCs/>
-        </w:rPr>
-        <w:t>logiciel</w:t>
-      </w:r>
-      <w:proofErr w:type="spellEnd"/>
-      <w:r>
-        <w:t xml:space="preserve">. </w:t>
-      </w:r>
-      <w:proofErr w:type="spellStart"/>
-      <w:r>
-        <w:t>J’ai</w:t>
-      </w:r>
-      <w:proofErr w:type="spellEnd"/>
-      <w:r>
-        <w:t xml:space="preserve"> </w:t>
-      </w:r>
-      <w:proofErr w:type="spellStart"/>
-      <w:r>
-        <w:t>travaillé</w:t>
-      </w:r>
-      <w:proofErr w:type="spellEnd"/>
-      <w:r>
-        <w:t xml:space="preserve"> pendant </w:t>
-      </w:r>
-      <w:proofErr w:type="spellStart"/>
-      <w:r>
-        <w:t>un</w:t>
-      </w:r>
-      <w:proofErr w:type="spellEnd"/>
-      <w:r>
-        <w:t xml:space="preserve"> </w:t>
-      </w:r>
-      <w:proofErr w:type="spellStart"/>
-      <w:r>
-        <w:t>an</w:t>
-      </w:r>
-      <w:proofErr w:type="spellEnd"/>
-      <w:r>
-        <w:t xml:space="preserve"> chez </w:t>
-      </w:r>
-      <w:r>
-        <w:rPr>
-          <w:b/>
-          <w:bCs/>
-        </w:rPr>
-        <w:t>Orange Business Services</w:t>
-      </w:r>
-      <w:r>
-        <w:t xml:space="preserve"> </w:t>
-      </w:r>
-      <w:proofErr w:type="spellStart"/>
-      <w:r>
-        <w:t>avec</w:t>
-      </w:r>
-      <w:proofErr w:type="spellEnd"/>
-      <w:r>
-        <w:t xml:space="preserve"> une </w:t>
-      </w:r>
-      <w:proofErr w:type="spellStart"/>
-      <w:r>
-        <w:t>équipe</w:t>
-      </w:r>
-      <w:proofErr w:type="spellEnd"/>
-      <w:r>
-        <w:t xml:space="preserve"> </w:t>
-      </w:r>
-      <w:proofErr w:type="spellStart"/>
-      <w:r>
-        <w:t>américaine</w:t>
-      </w:r>
-      <w:proofErr w:type="spellEnd"/>
-      <w:r>
-        <w:t xml:space="preserve"> </w:t>
-      </w:r>
-      <w:proofErr w:type="spellStart"/>
-      <w:r>
-        <w:t>dans</w:t>
-      </w:r>
-      <w:proofErr w:type="spellEnd"/>
-      <w:r>
-        <w:t xml:space="preserve"> </w:t>
-      </w:r>
-      <w:proofErr w:type="spellStart"/>
-      <w:r>
-        <w:t>le</w:t>
-      </w:r>
-      <w:proofErr w:type="spellEnd"/>
-      <w:r>
-        <w:t xml:space="preserve"> </w:t>
-      </w:r>
-      <w:proofErr w:type="spellStart"/>
-      <w:r>
-        <w:t>domaine</w:t>
-      </w:r>
-      <w:proofErr w:type="spellEnd"/>
-      <w:r>
-        <w:t xml:space="preserve"> </w:t>
-      </w:r>
-      <w:proofErr w:type="spellStart"/>
-      <w:r>
-        <w:t>des</w:t>
-      </w:r>
-      <w:proofErr w:type="spellEnd"/>
-      <w:r>
-        <w:t xml:space="preserve"> </w:t>
-      </w:r>
-      <w:proofErr w:type="spellStart"/>
-      <w:r>
-        <w:t>réseaux</w:t>
-      </w:r>
-      <w:proofErr w:type="spellEnd"/>
-      <w:r>
-        <w:t xml:space="preserve">. Chez </w:t>
-      </w:r>
-      <w:proofErr w:type="spellStart"/>
-      <w:r>
-        <w:rPr>
-          <w:b/>
-          <w:bCs/>
-        </w:rPr>
-        <w:t>Advice</w:t>
-      </w:r>
-      <w:proofErr w:type="spellEnd"/>
-      <w:r>
-        <w:rPr>
-          <w:b/>
-          <w:bCs/>
-        </w:rPr>
-        <w:t xml:space="preserve"> Compliance </w:t>
-      </w:r>
-      <w:proofErr w:type="spellStart"/>
-      <w:r>
-        <w:rPr>
-          <w:b/>
-          <w:bCs/>
-        </w:rPr>
-        <w:t>Solutions</w:t>
-      </w:r>
-      <w:proofErr w:type="spellEnd"/>
-      <w:r>
-        <w:t xml:space="preserve">, </w:t>
-      </w:r>
-      <w:proofErr w:type="spellStart"/>
-      <w:r>
-        <w:t>j’ai</w:t>
-      </w:r>
-      <w:proofErr w:type="spellEnd"/>
-      <w:r>
-        <w:t xml:space="preserve"> </w:t>
-      </w:r>
-      <w:proofErr w:type="spellStart"/>
-      <w:r>
-        <w:t>travaillé</w:t>
-      </w:r>
-      <w:proofErr w:type="spellEnd"/>
-      <w:r>
-        <w:t xml:space="preserve"> </w:t>
-      </w:r>
-      <w:proofErr w:type="spellStart"/>
-      <w:r>
-        <w:t>comme</w:t>
-      </w:r>
-      <w:proofErr w:type="spellEnd"/>
-      <w:r>
-        <w:t xml:space="preserve"> </w:t>
-      </w:r>
-      <w:proofErr w:type="spellStart"/>
-      <w:r>
-        <w:t>développeur</w:t>
-      </w:r>
-      <w:proofErr w:type="spellEnd"/>
-      <w:r>
-        <w:t xml:space="preserve"> et </w:t>
-      </w:r>
-      <w:proofErr w:type="spellStart"/>
-      <w:r>
-        <w:t>j’ai</w:t>
-      </w:r>
-      <w:proofErr w:type="spellEnd"/>
-      <w:r>
-        <w:t xml:space="preserve"> </w:t>
-      </w:r>
-      <w:proofErr w:type="spellStart"/>
-      <w:r>
-        <w:t>suivi</w:t>
-      </w:r>
-      <w:proofErr w:type="spellEnd"/>
-      <w:r>
-        <w:t xml:space="preserve"> de </w:t>
-      </w:r>
-      <w:proofErr w:type="spellStart"/>
-      <w:r>
-        <w:t>près</w:t>
-      </w:r>
-      <w:proofErr w:type="spellEnd"/>
-      <w:r>
-        <w:t xml:space="preserve"> </w:t>
-      </w:r>
-      <w:proofErr w:type="spellStart"/>
-      <w:r>
-        <w:t>plusieurs</w:t>
-      </w:r>
-      <w:proofErr w:type="spellEnd"/>
-      <w:r>
-        <w:t xml:space="preserve"> </w:t>
-      </w:r>
-      <w:proofErr w:type="spellStart"/>
-      <w:r>
-        <w:t>projets</w:t>
-      </w:r>
-      <w:proofErr w:type="spellEnd"/>
-      <w:r>
-        <w:t xml:space="preserve"> </w:t>
-      </w:r>
-      <w:proofErr w:type="spellStart"/>
-      <w:r>
-        <w:t>liés</w:t>
-      </w:r>
-      <w:proofErr w:type="spellEnd"/>
-      <w:r>
-        <w:t xml:space="preserve"> à </w:t>
-      </w:r>
-      <w:proofErr w:type="spellStart"/>
-      <w:r>
-        <w:t>la</w:t>
-      </w:r>
-      <w:proofErr w:type="spellEnd"/>
-      <w:r>
-        <w:t xml:space="preserve"> </w:t>
-      </w:r>
-      <w:proofErr w:type="spellStart"/>
-      <w:r>
-        <w:rPr>
-          <w:b/>
-          <w:bCs/>
-        </w:rPr>
-        <w:t>conformité</w:t>
-      </w:r>
-      <w:proofErr w:type="spellEnd"/>
-      <w:r>
-        <w:rPr>
-          <w:b/>
-          <w:bCs/>
-        </w:rPr>
-        <w:t xml:space="preserve"> </w:t>
-      </w:r>
-      <w:proofErr w:type="spellStart"/>
-      <w:r>
-        <w:rPr>
-          <w:b/>
-          <w:bCs/>
-        </w:rPr>
-        <w:t>réglementaire</w:t>
-      </w:r>
-      <w:proofErr w:type="spellEnd"/>
-      <w:r>
-        <w:t xml:space="preserve">. Chez </w:t>
-      </w:r>
-      <w:r>
-        <w:rPr>
-          <w:b/>
-          <w:bCs/>
-        </w:rPr>
-        <w:t>GE Aerospace</w:t>
-      </w:r>
-      <w:r>
-        <w:t xml:space="preserve">, </w:t>
-      </w:r>
-      <w:proofErr w:type="spellStart"/>
-      <w:r>
-        <w:t>j’ai</w:t>
-      </w:r>
-      <w:proofErr w:type="spellEnd"/>
-      <w:r>
-        <w:t xml:space="preserve"> </w:t>
-      </w:r>
-      <w:proofErr w:type="spellStart"/>
-      <w:r>
-        <w:t>réécrit</w:t>
-      </w:r>
-      <w:proofErr w:type="spellEnd"/>
-      <w:r>
-        <w:t xml:space="preserve"> </w:t>
-      </w:r>
-      <w:proofErr w:type="spellStart"/>
-      <w:r>
-        <w:t>le</w:t>
-      </w:r>
-      <w:proofErr w:type="spellEnd"/>
-      <w:r>
-        <w:t xml:space="preserve"> </w:t>
-      </w:r>
-      <w:proofErr w:type="spellStart"/>
-      <w:r>
-        <w:t>backend</w:t>
-      </w:r>
-      <w:proofErr w:type="spellEnd"/>
-      <w:r>
-        <w:t xml:space="preserve"> d’</w:t>
-      </w:r>
-      <w:proofErr w:type="spellStart"/>
-      <w:r>
-        <w:t>un</w:t>
-      </w:r>
-      <w:proofErr w:type="spellEnd"/>
-      <w:r>
-        <w:t xml:space="preserve"> </w:t>
-      </w:r>
-      <w:proofErr w:type="spellStart"/>
-      <w:r>
-        <w:t>système</w:t>
-      </w:r>
-      <w:proofErr w:type="spellEnd"/>
-      <w:r>
-        <w:t xml:space="preserve"> </w:t>
-      </w:r>
-      <w:proofErr w:type="spellStart"/>
-      <w:r>
-        <w:t>comptant</w:t>
-      </w:r>
-      <w:proofErr w:type="spellEnd"/>
-      <w:r>
-        <w:t xml:space="preserve"> plus de </w:t>
-      </w:r>
-      <w:proofErr w:type="spellStart"/>
-      <w:r>
-        <w:t>mille</w:t>
-      </w:r>
-      <w:proofErr w:type="spellEnd"/>
-      <w:r>
-        <w:t xml:space="preserve"> </w:t>
-      </w:r>
-      <w:proofErr w:type="spellStart"/>
-      <w:r>
-        <w:t>utilisateurs</w:t>
-      </w:r>
-      <w:proofErr w:type="spellEnd"/>
-      <w:r>
-        <w:t xml:space="preserve"> </w:t>
-      </w:r>
-      <w:proofErr w:type="spellStart"/>
-      <w:r>
-        <w:t>en</w:t>
-      </w:r>
-      <w:proofErr w:type="spellEnd"/>
-      <w:r>
-        <w:t xml:space="preserve"> </w:t>
-      </w:r>
-      <w:proofErr w:type="spellStart"/>
-      <w:r>
-        <w:t>utilisant</w:t>
-      </w:r>
-      <w:proofErr w:type="spellEnd"/>
-      <w:r>
-        <w:t xml:space="preserve"> une nouvelle </w:t>
-      </w:r>
-      <w:proofErr w:type="spellStart"/>
-      <w:r>
-        <w:t>technologie</w:t>
-      </w:r>
-      <w:proofErr w:type="spellEnd"/>
-      <w:r>
-        <w:t xml:space="preserve">, </w:t>
-      </w:r>
-      <w:proofErr w:type="spellStart"/>
-      <w:r>
-        <w:t>en</w:t>
-      </w:r>
-      <w:proofErr w:type="spellEnd"/>
-      <w:r>
-        <w:t xml:space="preserve"> </w:t>
-      </w:r>
-      <w:proofErr w:type="spellStart"/>
-      <w:r>
-        <w:t>mettant</w:t>
-      </w:r>
-      <w:proofErr w:type="spellEnd"/>
-      <w:r>
-        <w:t xml:space="preserve"> </w:t>
-      </w:r>
-      <w:proofErr w:type="spellStart"/>
-      <w:r>
-        <w:t>l’accent</w:t>
-      </w:r>
-      <w:proofErr w:type="spellEnd"/>
-      <w:r>
-        <w:t xml:space="preserve"> </w:t>
-      </w:r>
-      <w:proofErr w:type="spellStart"/>
-      <w:r>
-        <w:t>sur</w:t>
-      </w:r>
-      <w:proofErr w:type="spellEnd"/>
-      <w:r>
-        <w:t xml:space="preserve"> </w:t>
-      </w:r>
-      <w:proofErr w:type="spellStart"/>
-      <w:r>
-        <w:t>un</w:t>
-      </w:r>
-      <w:proofErr w:type="spellEnd"/>
-      <w:r>
-        <w:t xml:space="preserve"> </w:t>
-      </w:r>
-      <w:proofErr w:type="spellStart"/>
-      <w:r>
-        <w:t>code</w:t>
-      </w:r>
-      <w:proofErr w:type="spellEnd"/>
-      <w:r>
-        <w:t xml:space="preserve"> </w:t>
-      </w:r>
-      <w:proofErr w:type="spellStart"/>
-      <w:r>
-        <w:t>propre</w:t>
-      </w:r>
-      <w:proofErr w:type="spellEnd"/>
-      <w:r>
-        <w:t xml:space="preserve">, </w:t>
-      </w:r>
-      <w:proofErr w:type="spellStart"/>
-      <w:r>
-        <w:t>clair</w:t>
-      </w:r>
-      <w:proofErr w:type="spellEnd"/>
-      <w:r>
-        <w:t xml:space="preserve"> et </w:t>
-      </w:r>
-      <w:proofErr w:type="spellStart"/>
-      <w:r>
-        <w:t>bien</w:t>
-      </w:r>
-      <w:proofErr w:type="spellEnd"/>
-      <w:r>
-        <w:t xml:space="preserve"> </w:t>
-      </w:r>
-      <w:proofErr w:type="spellStart"/>
-      <w:r>
-        <w:t>documenté</w:t>
-      </w:r>
-      <w:proofErr w:type="spellEnd"/>
-      <w:r>
-        <w:t xml:space="preserve">. </w:t>
-      </w:r>
-      <w:proofErr w:type="spellStart"/>
-      <w:r>
-        <w:t>J’ai</w:t>
-      </w:r>
-      <w:proofErr w:type="spellEnd"/>
-      <w:r>
-        <w:t xml:space="preserve"> </w:t>
-      </w:r>
-      <w:proofErr w:type="spellStart"/>
-      <w:r>
-        <w:t>réduit</w:t>
-      </w:r>
-      <w:proofErr w:type="spellEnd"/>
-      <w:r>
-        <w:t xml:space="preserve"> </w:t>
-      </w:r>
-      <w:proofErr w:type="spellStart"/>
-      <w:r>
-        <w:t>le</w:t>
-      </w:r>
-      <w:proofErr w:type="spellEnd"/>
-      <w:r>
-        <w:t xml:space="preserve"> </w:t>
-      </w:r>
-      <w:proofErr w:type="spellStart"/>
-      <w:r>
-        <w:t>nombre</w:t>
-      </w:r>
-      <w:proofErr w:type="spellEnd"/>
-      <w:r>
-        <w:t xml:space="preserve"> de </w:t>
-      </w:r>
-      <w:proofErr w:type="spellStart"/>
-      <w:r>
-        <w:t>vulnérabilités</w:t>
-      </w:r>
-      <w:proofErr w:type="spellEnd"/>
-      <w:r>
-        <w:t xml:space="preserve"> de </w:t>
-      </w:r>
-      <w:proofErr w:type="spellStart"/>
-      <w:r>
-        <w:t>sécurité</w:t>
-      </w:r>
-      <w:proofErr w:type="spellEnd"/>
-      <w:r>
-        <w:t xml:space="preserve"> de 800 à 0 et </w:t>
-      </w:r>
-      <w:proofErr w:type="spellStart"/>
-      <w:r>
-        <w:t>transformé</w:t>
-      </w:r>
-      <w:proofErr w:type="spellEnd"/>
-      <w:r>
-        <w:t xml:space="preserve"> </w:t>
-      </w:r>
-      <w:proofErr w:type="spellStart"/>
-      <w:r>
-        <w:t>le</w:t>
-      </w:r>
-      <w:proofErr w:type="spellEnd"/>
-      <w:r>
-        <w:t xml:space="preserve"> </w:t>
-      </w:r>
-      <w:proofErr w:type="spellStart"/>
-      <w:r>
-        <w:t>projet</w:t>
-      </w:r>
-      <w:proofErr w:type="spellEnd"/>
-      <w:r>
-        <w:t xml:space="preserve"> </w:t>
-      </w:r>
-      <w:proofErr w:type="spellStart"/>
-      <w:r>
-        <w:t>en</w:t>
-      </w:r>
-      <w:proofErr w:type="spellEnd"/>
-      <w:r>
-        <w:t xml:space="preserve"> </w:t>
-      </w:r>
-      <w:proofErr w:type="spellStart"/>
-      <w:r>
-        <w:t>un</w:t>
-      </w:r>
-      <w:proofErr w:type="spellEnd"/>
-      <w:r>
-        <w:t xml:space="preserve"> </w:t>
-      </w:r>
-      <w:proofErr w:type="spellStart"/>
-      <w:r>
-        <w:t>outil</w:t>
-      </w:r>
-      <w:proofErr w:type="spellEnd"/>
-      <w:r>
-        <w:t xml:space="preserve"> </w:t>
-      </w:r>
-      <w:proofErr w:type="spellStart"/>
-      <w:r>
-        <w:t>mondial</w:t>
-      </w:r>
-      <w:proofErr w:type="spellEnd"/>
-      <w:r>
-        <w:t>.</w:t>
-      </w:r>
-      <w:r>
-        <w:t xml:space="preserve"> </w:t>
-      </w:r>
-      <w:proofErr w:type="spellStart"/>
-      <w:r>
-        <w:rPr>
-          <w:b/>
-          <w:bCs/>
-        </w:rPr>
-        <w:t>Sélectionné</w:t>
-      </w:r>
-      <w:proofErr w:type="spellEnd"/>
-      <w:r>
-        <w:rPr>
-          <w:b/>
-          <w:bCs/>
-        </w:rPr>
-        <w:t xml:space="preserve"> </w:t>
-      </w:r>
-      <w:proofErr w:type="spellStart"/>
-      <w:r>
-        <w:rPr>
-          <w:b/>
-          <w:bCs/>
-        </w:rPr>
-        <w:t>pour</w:t>
-      </w:r>
-      <w:proofErr w:type="spellEnd"/>
-      <w:r>
-        <w:rPr>
-          <w:b/>
-          <w:bCs/>
-        </w:rPr>
-        <w:t xml:space="preserve"> </w:t>
-      </w:r>
-      <w:proofErr w:type="spellStart"/>
-      <w:r>
-        <w:rPr>
-          <w:b/>
-          <w:bCs/>
-        </w:rPr>
-        <w:t>un</w:t>
-      </w:r>
-      <w:proofErr w:type="spellEnd"/>
-      <w:r>
-        <w:rPr>
-          <w:b/>
-          <w:bCs/>
-        </w:rPr>
-        <w:t xml:space="preserve"> </w:t>
-      </w:r>
-      <w:proofErr w:type="spellStart"/>
-      <w:r>
-        <w:rPr>
-          <w:b/>
-          <w:bCs/>
-        </w:rPr>
-        <w:t>échange</w:t>
-      </w:r>
-      <w:proofErr w:type="spellEnd"/>
-      <w:r>
-        <w:rPr>
-          <w:b/>
-          <w:bCs/>
-        </w:rPr>
-        <w:t xml:space="preserve"> </w:t>
-      </w:r>
-      <w:proofErr w:type="spellStart"/>
-      <w:r>
-        <w:rPr>
-          <w:b/>
-          <w:bCs/>
-        </w:rPr>
-        <w:t>universitaire</w:t>
-      </w:r>
-      <w:proofErr w:type="spellEnd"/>
-      <w:r>
-        <w:rPr>
-          <w:b/>
-          <w:bCs/>
-        </w:rPr>
-        <w:t xml:space="preserve"> </w:t>
-      </w:r>
-      <w:proofErr w:type="spellStart"/>
-      <w:r>
-        <w:rPr>
-          <w:b/>
-          <w:bCs/>
-        </w:rPr>
-        <w:t>international</w:t>
-      </w:r>
-      <w:proofErr w:type="spellEnd"/>
-      <w:r>
-        <w:rPr>
-          <w:b/>
-          <w:bCs/>
-        </w:rPr>
-        <w:t xml:space="preserve"> de 6 mois à </w:t>
-      </w:r>
-      <w:proofErr w:type="spellStart"/>
-      <w:r>
-        <w:rPr>
-          <w:b/>
-          <w:bCs/>
-        </w:rPr>
-        <w:t>l’Université</w:t>
-      </w:r>
-      <w:proofErr w:type="spellEnd"/>
-      <w:r>
-        <w:rPr>
-          <w:b/>
-          <w:bCs/>
-        </w:rPr>
-        <w:t xml:space="preserve"> de Valladolid, </w:t>
-      </w:r>
-      <w:proofErr w:type="spellStart"/>
-      <w:r>
-        <w:rPr>
-          <w:b/>
-          <w:bCs/>
-        </w:rPr>
-        <w:t>en</w:t>
-      </w:r>
-      <w:proofErr w:type="spellEnd"/>
-      <w:r>
-        <w:rPr>
-          <w:b/>
-          <w:bCs/>
-        </w:rPr>
-        <w:t xml:space="preserve"> </w:t>
-      </w:r>
-      <w:proofErr w:type="spellStart"/>
-      <w:r>
-        <w:rPr>
-          <w:b/>
-          <w:bCs/>
-        </w:rPr>
-        <w:t>Espagne</w:t>
-      </w:r>
-      <w:proofErr w:type="spellEnd"/>
+      <w:r>
+        <w:rPr>
+          <w:b/>
+          <w:bCs/>
+        </w:rPr>
+        <w:t>Sélectionné pour un échange universitaire international de 6 mois à l’Université de Valladolid, en Espagne</w:t>
+      </w:r>
       <w:r>
         <w:rPr>
           <w:b/>
@@ -869,31 +146,13 @@
           <w:bCs/>
         </w:rPr>
       </w:pPr>
-      <w:proofErr w:type="spellStart"/>
-      <w:r>
-        <w:rPr>
-          <w:b/>
-          <w:bCs/>
-        </w:rPr>
-        <w:t>Expérience</w:t>
-      </w:r>
-      <w:proofErr w:type="spellEnd"/>
-      <w:r>
-        <w:rPr>
-          <w:b/>
-          <w:bCs/>
-        </w:rPr>
-        <w:t xml:space="preserve"> </w:t>
-      </w:r>
-      <w:proofErr w:type="spellStart"/>
-      <w:r>
-        <w:rPr>
-          <w:b/>
-          <w:bCs/>
-        </w:rPr>
-        <w:t>Professionnelle</w:t>
-      </w:r>
-      <w:proofErr w:type="spellEnd"/>
+      <w:r>
+        <w:rPr>
+          <w:b/>
+          <w:bCs/>
+        </w:rPr>
+        <w:t>Expérience Professionnelle</w:t>
+      </w:r>
     </w:p>
     <w:p>
       <w:r>
@@ -904,26 +163,13 @@
         <w:t>GE Aerospace</w:t>
       </w:r>
       <w:r>
-        <w:t xml:space="preserve"> (</w:t>
-      </w:r>
-      <w:proofErr w:type="spellStart"/>
-      <w:r>
-        <w:t>Développeur</w:t>
-      </w:r>
-      <w:proofErr w:type="spellEnd"/>
-      <w:r>
-        <w:t xml:space="preserve"> Full Stack)</w:t>
+        <w:t xml:space="preserve"> (Développeur Full Stack)</w:t>
       </w:r>
     </w:p>
     <w:p>
       <w:r>
-        <w:t xml:space="preserve">Mai 2025 – </w:t>
-      </w:r>
-      <w:proofErr w:type="spellStart"/>
-      <w:r>
-        <w:t>Présent</w:t>
-      </w:r>
-      <w:proofErr w:type="spellEnd"/>
+        <w:t>Mai 2025 – Présent</w:t>
+      </w:r>
       <w:r>
         <w:br/>
       </w:r>
@@ -935,23 +181,7 @@
         <w:t>GE Aerospace</w:t>
       </w:r>
       <w:r>
-        <w:t xml:space="preserve"> (</w:t>
-      </w:r>
-      <w:proofErr w:type="spellStart"/>
-      <w:r>
-        <w:t>Stagiaire</w:t>
-      </w:r>
-      <w:proofErr w:type="spellEnd"/>
-      <w:r>
-        <w:t xml:space="preserve"> </w:t>
-      </w:r>
-      <w:proofErr w:type="spellStart"/>
-      <w:r>
-        <w:t>Développeur</w:t>
-      </w:r>
-      <w:proofErr w:type="spellEnd"/>
-      <w:r>
-        <w:t xml:space="preserve"> Full Stack)</w:t>
+        <w:t xml:space="preserve"> (Stagiaire Développeur Full Stack)</w:t>
       </w:r>
       <w:r>
         <w:br/>
@@ -968,31 +198,9 @@
       <w:r>
         <w:t xml:space="preserve">- </w:t>
       </w:r>
-      <w:proofErr w:type="spellStart"/>
-      <w:r>
-        <w:t>Développement</w:t>
-      </w:r>
-      <w:proofErr w:type="spellEnd"/>
-      <w:r>
-        <w:t xml:space="preserve"> de </w:t>
-      </w:r>
-      <w:proofErr w:type="spellStart"/>
-      <w:r>
-        <w:t>systèmes</w:t>
-      </w:r>
-      <w:proofErr w:type="spellEnd"/>
-      <w:r>
-        <w:t xml:space="preserve"> Full Stack </w:t>
-      </w:r>
-      <w:proofErr w:type="spellStart"/>
-      <w:r>
-        <w:t>avec</w:t>
-      </w:r>
-      <w:proofErr w:type="spellEnd"/>
-      <w:r>
-        <w:t xml:space="preserve"> </w:t>
-      </w:r>
-      <w:proofErr w:type="spellStart"/>
+      <w:r>
+        <w:t xml:space="preserve">Développement de systèmes Full Stack avec </w:t>
+      </w:r>
       <w:r>
         <w:rPr>
           <w:b/>
@@ -1000,7 +208,6 @@
         </w:rPr>
         <w:t>NestJS</w:t>
       </w:r>
-      <w:proofErr w:type="spellEnd"/>
       <w:r>
         <w:t xml:space="preserve"> et </w:t>
       </w:r>
@@ -1012,77 +219,8 @@
         <w:t>Vue.js</w:t>
       </w:r>
       <w:r>
-        <w:t xml:space="preserve">, axé </w:t>
-      </w:r>
-      <w:proofErr w:type="spellStart"/>
-      <w:r>
-        <w:t>sur</w:t>
-      </w:r>
-      <w:proofErr w:type="spellEnd"/>
-      <w:r>
-        <w:t xml:space="preserve"> </w:t>
-      </w:r>
-      <w:proofErr w:type="spellStart"/>
-      <w:r>
-        <w:t>l’évolutivité</w:t>
-      </w:r>
-      <w:proofErr w:type="spellEnd"/>
-      <w:r>
-        <w:t xml:space="preserve"> et </w:t>
-      </w:r>
-      <w:proofErr w:type="spellStart"/>
-      <w:r>
-        <w:t>l’efficacité</w:t>
-      </w:r>
-      <w:proofErr w:type="spellEnd"/>
-      <w:r>
-        <w:t xml:space="preserve">, </w:t>
-      </w:r>
-      <w:proofErr w:type="spellStart"/>
-      <w:r>
-        <w:t>participation</w:t>
-      </w:r>
-      <w:proofErr w:type="spellEnd"/>
-      <w:r>
-        <w:t xml:space="preserve"> de </w:t>
-      </w:r>
-      <w:proofErr w:type="spellStart"/>
-      <w:r>
-        <w:t>l’architecture</w:t>
-      </w:r>
-      <w:proofErr w:type="spellEnd"/>
-      <w:r>
-        <w:t xml:space="preserve"> </w:t>
-      </w:r>
-      <w:proofErr w:type="spellStart"/>
-      <w:r>
-        <w:t>au</w:t>
-      </w:r>
-      <w:proofErr w:type="spellEnd"/>
-      <w:r>
-        <w:t xml:space="preserve"> </w:t>
-      </w:r>
-      <w:proofErr w:type="spellStart"/>
-      <w:r>
-        <w:t>déploiement</w:t>
-      </w:r>
-      <w:proofErr w:type="spellEnd"/>
-      <w:r>
-        <w:t xml:space="preserve"> </w:t>
-      </w:r>
-      <w:proofErr w:type="spellStart"/>
-      <w:r>
-        <w:t>en</w:t>
-      </w:r>
-      <w:proofErr w:type="spellEnd"/>
-      <w:r>
-        <w:t xml:space="preserve"> </w:t>
-      </w:r>
-      <w:proofErr w:type="spellStart"/>
-      <w:r>
-        <w:t>production</w:t>
-      </w:r>
-      <w:proofErr w:type="spellEnd"/>
+        <w:t>, axé sur l’évolutivité et l’efficacité, participation de l’architecture au déploiement en production</w:t>
+      </w:r>
     </w:p>
     <w:p>
       <w:pPr>
@@ -1091,35 +229,9 @@
       <w:r>
         <w:t xml:space="preserve">- </w:t>
       </w:r>
-      <w:proofErr w:type="spellStart"/>
-      <w:r>
-        <w:t>Améliorations</w:t>
-      </w:r>
-      <w:proofErr w:type="spellEnd"/>
-      <w:r>
-        <w:t xml:space="preserve"> continues, </w:t>
-      </w:r>
-      <w:proofErr w:type="spellStart"/>
-      <w:r>
-        <w:t>maintenance</w:t>
-      </w:r>
-      <w:proofErr w:type="spellEnd"/>
-      <w:r>
-        <w:t xml:space="preserve"> et </w:t>
-      </w:r>
-      <w:proofErr w:type="spellStart"/>
-      <w:r>
-        <w:t>architecture</w:t>
-      </w:r>
-      <w:proofErr w:type="spellEnd"/>
-      <w:r>
-        <w:t xml:space="preserve"> de </w:t>
-      </w:r>
-      <w:proofErr w:type="spellStart"/>
-      <w:r>
-        <w:t>solutions</w:t>
-      </w:r>
-      <w:proofErr w:type="spellEnd"/>
+      <w:r>
+        <w:t>Améliorations continues, maintenance et architecture de solutions</w:t>
+      </w:r>
     </w:p>
     <w:p>
       <w:pPr>
@@ -1128,45 +240,8 @@
       <w:r>
         <w:t xml:space="preserve">- </w:t>
       </w:r>
-      <w:proofErr w:type="spellStart"/>
-      <w:r>
-        <w:t>Gestion</w:t>
-      </w:r>
-      <w:proofErr w:type="spellEnd"/>
-      <w:r>
-        <w:t xml:space="preserve"> et </w:t>
-      </w:r>
-      <w:proofErr w:type="spellStart"/>
-      <w:r>
-        <w:t>manipulation</w:t>
-      </w:r>
-      <w:proofErr w:type="spellEnd"/>
-      <w:r>
-        <w:t xml:space="preserve"> </w:t>
-      </w:r>
-      <w:proofErr w:type="spellStart"/>
-      <w:r>
-        <w:t>des</w:t>
-      </w:r>
-      <w:proofErr w:type="spellEnd"/>
-      <w:r>
-        <w:t xml:space="preserve"> </w:t>
-      </w:r>
-      <w:proofErr w:type="spellStart"/>
-      <w:r>
-        <w:t>données</w:t>
-      </w:r>
-      <w:proofErr w:type="spellEnd"/>
-      <w:r>
-        <w:t xml:space="preserve"> </w:t>
-      </w:r>
-      <w:proofErr w:type="spellStart"/>
-      <w:r>
-        <w:t>avec</w:t>
-      </w:r>
-      <w:proofErr w:type="spellEnd"/>
-      <w:r>
-        <w:t xml:space="preserve"> </w:t>
+      <w:r>
+        <w:t xml:space="preserve">Gestion et manipulation des données avec </w:t>
       </w:r>
       <w:r>
         <w:rPr>
@@ -1187,60 +262,19 @@
       </w:r>
     </w:p>
     <w:p>
-      <w:proofErr w:type="spellStart"/>
-      <w:r>
-        <w:rPr>
-          <w:b/>
-          <w:bCs/>
-        </w:rPr>
-        <w:t>Advice</w:t>
-      </w:r>
-      <w:proofErr w:type="spellEnd"/>
-      <w:r>
-        <w:rPr>
-          <w:b/>
-          <w:bCs/>
-        </w:rPr>
-        <w:t xml:space="preserve"> Compliance </w:t>
-      </w:r>
-      <w:proofErr w:type="spellStart"/>
-      <w:r>
-        <w:rPr>
-          <w:b/>
-          <w:bCs/>
-        </w:rPr>
-        <w:t>Solutions</w:t>
-      </w:r>
-      <w:proofErr w:type="spellEnd"/>
-      <w:r>
-        <w:t xml:space="preserve"> (</w:t>
-      </w:r>
-      <w:proofErr w:type="spellStart"/>
-      <w:r>
-        <w:t>Stagiaire</w:t>
-      </w:r>
-      <w:proofErr w:type="spellEnd"/>
-      <w:r>
-        <w:t xml:space="preserve"> C#)</w:t>
+      <w:r>
+        <w:rPr>
+          <w:b/>
+          <w:bCs/>
+        </w:rPr>
+        <w:t>Advice Compliance Solutions</w:t>
+      </w:r>
+      <w:r>
+        <w:t xml:space="preserve"> (Stagiaire C#)</w:t>
       </w:r>
       <w:r>
         <w:br/>
-      </w:r>
-      <w:proofErr w:type="spellStart"/>
-      <w:r>
-        <w:t>Décembre</w:t>
-      </w:r>
-      <w:proofErr w:type="spellEnd"/>
-      <w:r>
-        <w:t xml:space="preserve"> 2021 – </w:t>
-      </w:r>
-      <w:proofErr w:type="spellStart"/>
-      <w:r>
-        <w:t>Janvier</w:t>
-      </w:r>
-      <w:proofErr w:type="spellEnd"/>
-      <w:r>
-        <w:t xml:space="preserve"> 2023</w:t>
+        <w:t>Décembre 2021 – Janvier 2023</w:t>
       </w:r>
     </w:p>
     <w:p>
@@ -1250,40 +284,18 @@
       <w:r>
         <w:t xml:space="preserve">- </w:t>
       </w:r>
-      <w:proofErr w:type="spellStart"/>
-      <w:r>
-        <w:t>Implémentation</w:t>
-      </w:r>
-      <w:proofErr w:type="spellEnd"/>
-      <w:r>
-        <w:t xml:space="preserve"> d’</w:t>
-      </w:r>
-      <w:r>
-        <w:rPr>
-          <w:b/>
-          <w:bCs/>
-        </w:rPr>
-        <w:t xml:space="preserve">API </w:t>
-      </w:r>
-      <w:proofErr w:type="spellStart"/>
-      <w:r>
-        <w:rPr>
-          <w:b/>
-          <w:bCs/>
-        </w:rPr>
-        <w:t>RESTful</w:t>
-      </w:r>
-      <w:proofErr w:type="spellEnd"/>
-      <w:r>
-        <w:t xml:space="preserve"> </w:t>
-      </w:r>
-      <w:proofErr w:type="spellStart"/>
-      <w:r>
-        <w:t>en</w:t>
-      </w:r>
-      <w:proofErr w:type="spellEnd"/>
-      <w:r>
-        <w:t xml:space="preserve"> </w:t>
+      <w:r>
+        <w:t>Implémentation d’</w:t>
+      </w:r>
+      <w:r>
+        <w:rPr>
+          <w:b/>
+          <w:bCs/>
+        </w:rPr>
+        <w:t>API RESTful</w:t>
+      </w:r>
+      <w:r>
+        <w:t xml:space="preserve"> en </w:t>
       </w:r>
       <w:r>
         <w:rPr>
@@ -1303,111 +315,18 @@
         <w:t>.NET</w:t>
       </w:r>
       <w:r>
-        <w:t xml:space="preserve"> </w:t>
-      </w:r>
-      <w:proofErr w:type="spellStart"/>
-      <w:r>
-        <w:t>avec</w:t>
-      </w:r>
-      <w:proofErr w:type="spellEnd"/>
-      <w:r>
-        <w:t xml:space="preserve"> </w:t>
-      </w:r>
-      <w:proofErr w:type="spellStart"/>
-      <w:r>
-        <w:t>intégration</w:t>
-      </w:r>
-      <w:proofErr w:type="spellEnd"/>
-      <w:r>
-        <w:t xml:space="preserve"> de </w:t>
-      </w:r>
-      <w:r>
-        <w:rPr>
-          <w:b/>
-          <w:bCs/>
-        </w:rPr>
-        <w:t xml:space="preserve">bases de </w:t>
-      </w:r>
-      <w:proofErr w:type="spellStart"/>
-      <w:r>
-        <w:rPr>
-          <w:b/>
-          <w:bCs/>
-        </w:rPr>
-        <w:t>données</w:t>
-      </w:r>
-      <w:proofErr w:type="spellEnd"/>
-      <w:r>
-        <w:rPr>
-          <w:b/>
-          <w:bCs/>
-        </w:rPr>
-        <w:t xml:space="preserve"> SQL Server</w:t>
-      </w:r>
-      <w:r>
-        <w:t xml:space="preserve">, </w:t>
-      </w:r>
-      <w:proofErr w:type="spellStart"/>
-      <w:r>
-        <w:t>optimisation</w:t>
-      </w:r>
-      <w:proofErr w:type="spellEnd"/>
-      <w:r>
-        <w:t xml:space="preserve"> </w:t>
-      </w:r>
-      <w:proofErr w:type="spellStart"/>
-      <w:r>
-        <w:t>des</w:t>
-      </w:r>
-      <w:proofErr w:type="spellEnd"/>
-      <w:r>
-        <w:t xml:space="preserve"> </w:t>
-      </w:r>
-      <w:proofErr w:type="spellStart"/>
-      <w:r>
-        <w:t>processus</w:t>
-      </w:r>
-      <w:proofErr w:type="spellEnd"/>
-      <w:r>
-        <w:t xml:space="preserve"> de </w:t>
-      </w:r>
-      <w:proofErr w:type="spellStart"/>
-      <w:r>
-        <w:t>conformité</w:t>
-      </w:r>
-      <w:proofErr w:type="spellEnd"/>
-      <w:r>
-        <w:t xml:space="preserve"> </w:t>
-      </w:r>
-      <w:proofErr w:type="spellStart"/>
-      <w:r>
-        <w:t>pour</w:t>
-      </w:r>
-      <w:proofErr w:type="spellEnd"/>
-      <w:r>
-        <w:t xml:space="preserve"> </w:t>
-      </w:r>
-      <w:proofErr w:type="spellStart"/>
-      <w:r>
-        <w:t>les</w:t>
-      </w:r>
-      <w:proofErr w:type="spellEnd"/>
-      <w:r>
-        <w:t xml:space="preserve"> </w:t>
-      </w:r>
-      <w:proofErr w:type="spellStart"/>
-      <w:r>
-        <w:t>clients</w:t>
-      </w:r>
-      <w:proofErr w:type="spellEnd"/>
-      <w:r>
-        <w:t xml:space="preserve"> d’</w:t>
-      </w:r>
-      <w:proofErr w:type="spellStart"/>
-      <w:r>
-        <w:t>entreprise</w:t>
-      </w:r>
-      <w:proofErr w:type="spellEnd"/>
+        <w:t xml:space="preserve"> avec intégration de </w:t>
+      </w:r>
+      <w:r>
+        <w:rPr>
+          <w:b/>
+          <w:bCs/>
+        </w:rPr>
+        <w:t>bases de données SQL Server</w:t>
+      </w:r>
+      <w:r>
+        <w:t>, optimisation des processus de conformité pour les clients d’entreprise</w:t>
+      </w:r>
     </w:p>
     <w:p>
       <w:pPr>
@@ -1416,31 +335,13 @@
       <w:r>
         <w:t xml:space="preserve">- </w:t>
       </w:r>
-      <w:proofErr w:type="spellStart"/>
-      <w:r>
-        <w:t>Développement</w:t>
-      </w:r>
-      <w:proofErr w:type="spellEnd"/>
-      <w:r>
-        <w:t xml:space="preserve"> de </w:t>
-      </w:r>
-      <w:proofErr w:type="spellStart"/>
-      <w:r>
-        <w:t>fonctionnalités</w:t>
-      </w:r>
-      <w:proofErr w:type="spellEnd"/>
-      <w:r>
-        <w:t xml:space="preserve"> </w:t>
-      </w:r>
-      <w:proofErr w:type="spellStart"/>
-      <w:r>
-        <w:t>avec</w:t>
-      </w:r>
-      <w:proofErr w:type="spellEnd"/>
-      <w:r>
-        <w:t xml:space="preserve">  </w:t>
-      </w:r>
-      <w:proofErr w:type="spellStart"/>
+      <w:r>
+        <w:t xml:space="preserve">Développement de fonctionnalités </w:t>
+      </w:r>
+      <w:proofErr w:type="gramStart"/>
+      <w:r>
+        <w:t xml:space="preserve">avec  </w:t>
+      </w:r>
       <w:r>
         <w:rPr>
           <w:b/>
@@ -1448,47 +349,10 @@
         </w:rPr>
         <w:t>JavaScript</w:t>
       </w:r>
-      <w:proofErr w:type="spellEnd"/>
-      <w:r>
-        <w:t xml:space="preserve"> </w:t>
-      </w:r>
-      <w:proofErr w:type="spellStart"/>
-      <w:r>
-        <w:t>pour</w:t>
-      </w:r>
-      <w:proofErr w:type="spellEnd"/>
-      <w:r>
-        <w:t xml:space="preserve"> </w:t>
-      </w:r>
-      <w:proofErr w:type="spellStart"/>
-      <w:r>
-        <w:t>les</w:t>
-      </w:r>
-      <w:proofErr w:type="spellEnd"/>
-      <w:r>
-        <w:t xml:space="preserve"> </w:t>
-      </w:r>
-      <w:proofErr w:type="spellStart"/>
-      <w:r>
-        <w:t>applications</w:t>
-      </w:r>
-      <w:proofErr w:type="spellEnd"/>
-      <w:r>
-        <w:t xml:space="preserve"> de </w:t>
-      </w:r>
-      <w:proofErr w:type="spellStart"/>
-      <w:r>
-        <w:t>conformité</w:t>
-      </w:r>
-      <w:proofErr w:type="spellEnd"/>
-      <w:r>
-        <w:t xml:space="preserve"> </w:t>
-      </w:r>
-      <w:proofErr w:type="spellStart"/>
-      <w:r>
-        <w:t>existantes</w:t>
-      </w:r>
-      <w:proofErr w:type="spellEnd"/>
+      <w:proofErr w:type="gramEnd"/>
+      <w:r>
+        <w:t xml:space="preserve"> pour les applications de conformité existantes</w:t>
+      </w:r>
     </w:p>
     <w:p>
       <w:r>
@@ -1499,34 +363,11 @@
         <w:t>Orange Business Services</w:t>
       </w:r>
       <w:r>
-        <w:t xml:space="preserve"> (</w:t>
-      </w:r>
-      <w:proofErr w:type="spellStart"/>
-      <w:r>
-        <w:t>Stagiaire</w:t>
-      </w:r>
-      <w:proofErr w:type="spellEnd"/>
-      <w:r>
-        <w:t xml:space="preserve"> LDN/MAN)</w:t>
+        <w:t xml:space="preserve"> (Stagiaire LDN/MAN)</w:t>
       </w:r>
       <w:r>
         <w:br/>
-      </w:r>
-      <w:proofErr w:type="spellStart"/>
-      <w:r>
-        <w:t>Novembre</w:t>
-      </w:r>
-      <w:proofErr w:type="spellEnd"/>
-      <w:r>
-        <w:t xml:space="preserve"> 2020 – </w:t>
-      </w:r>
-      <w:proofErr w:type="spellStart"/>
-      <w:r>
-        <w:t>Novembre</w:t>
-      </w:r>
-      <w:proofErr w:type="spellEnd"/>
-      <w:r>
-        <w:t xml:space="preserve"> 2021</w:t>
+        <w:t>Novembre 2020 – Novembre 2021</w:t>
       </w:r>
     </w:p>
     <w:p>
@@ -1537,150 +378,19 @@
         <w:lastRenderedPageBreak/>
         <w:t xml:space="preserve">- </w:t>
       </w:r>
-      <w:proofErr w:type="spellStart"/>
-      <w:r>
-        <w:t>Gestion</w:t>
-      </w:r>
-      <w:proofErr w:type="spellEnd"/>
-      <w:r>
-        <w:t xml:space="preserve"> </w:t>
-      </w:r>
-      <w:proofErr w:type="spellStart"/>
-      <w:r>
-        <w:t>des</w:t>
-      </w:r>
-      <w:proofErr w:type="spellEnd"/>
-      <w:r>
-        <w:t xml:space="preserve"> </w:t>
-      </w:r>
-      <w:proofErr w:type="spellStart"/>
-      <w:r>
-        <w:t>ordres</w:t>
-      </w:r>
-      <w:proofErr w:type="spellEnd"/>
-      <w:r>
-        <w:t xml:space="preserve"> de </w:t>
-      </w:r>
-      <w:proofErr w:type="spellStart"/>
-      <w:r>
-        <w:t>déploiement</w:t>
-      </w:r>
-      <w:proofErr w:type="spellEnd"/>
-      <w:r>
-        <w:t xml:space="preserve"> </w:t>
-      </w:r>
-      <w:proofErr w:type="spellStart"/>
-      <w:r>
-        <w:t>réseau</w:t>
-      </w:r>
-      <w:proofErr w:type="spellEnd"/>
-      <w:r>
-        <w:t xml:space="preserve"> et </w:t>
-      </w:r>
-      <w:proofErr w:type="spellStart"/>
-      <w:r>
-        <w:t>des</w:t>
-      </w:r>
-      <w:proofErr w:type="spellEnd"/>
-      <w:r>
-        <w:t xml:space="preserve"> </w:t>
-      </w:r>
-      <w:proofErr w:type="spellStart"/>
-      <w:r>
-        <w:t>projets</w:t>
-      </w:r>
-      <w:proofErr w:type="spellEnd"/>
-      <w:r>
-        <w:t xml:space="preserve"> </w:t>
-      </w:r>
-      <w:proofErr w:type="spellStart"/>
-      <w:r>
-        <w:t>pour</w:t>
-      </w:r>
-      <w:proofErr w:type="spellEnd"/>
-      <w:r>
-        <w:t xml:space="preserve"> </w:t>
-      </w:r>
-      <w:proofErr w:type="spellStart"/>
-      <w:r>
-        <w:t>la</w:t>
-      </w:r>
-      <w:proofErr w:type="spellEnd"/>
-      <w:r>
-        <w:t xml:space="preserve"> </w:t>
-      </w:r>
-      <w:proofErr w:type="spellStart"/>
-      <w:r>
-        <w:t>région</w:t>
-      </w:r>
-      <w:proofErr w:type="spellEnd"/>
-      <w:r>
-        <w:t xml:space="preserve"> </w:t>
-      </w:r>
-      <w:proofErr w:type="spellStart"/>
-      <w:r>
-        <w:rPr>
-          <w:b/>
-          <w:bCs/>
-        </w:rPr>
-        <w:t>Amérique</w:t>
-      </w:r>
-      <w:proofErr w:type="spellEnd"/>
-      <w:r>
-        <w:rPr>
-          <w:b/>
-          <w:bCs/>
-        </w:rPr>
-        <w:t xml:space="preserve"> </w:t>
-      </w:r>
-      <w:proofErr w:type="spellStart"/>
-      <w:r>
-        <w:rPr>
-          <w:b/>
-          <w:bCs/>
-        </w:rPr>
-        <w:t>du</w:t>
-      </w:r>
-      <w:proofErr w:type="spellEnd"/>
-      <w:r>
-        <w:rPr>
-          <w:b/>
-          <w:bCs/>
-        </w:rPr>
-        <w:t xml:space="preserve"> Nord</w:t>
-      </w:r>
-      <w:r>
-        <w:t xml:space="preserve">, </w:t>
-      </w:r>
-      <w:proofErr w:type="spellStart"/>
-      <w:r>
-        <w:t>au</w:t>
-      </w:r>
-      <w:proofErr w:type="spellEnd"/>
-      <w:r>
-        <w:t xml:space="preserve"> </w:t>
-      </w:r>
-      <w:proofErr w:type="spellStart"/>
-      <w:r>
-        <w:t>sein</w:t>
-      </w:r>
-      <w:proofErr w:type="spellEnd"/>
-      <w:r>
-        <w:t xml:space="preserve"> d’une </w:t>
-      </w:r>
-      <w:proofErr w:type="spellStart"/>
-      <w:r>
-        <w:t>équipe</w:t>
-      </w:r>
-      <w:proofErr w:type="spellEnd"/>
-      <w:r>
-        <w:t xml:space="preserve"> </w:t>
-      </w:r>
-      <w:proofErr w:type="spellStart"/>
-      <w:r>
-        <w:t>internationale</w:t>
-      </w:r>
-      <w:proofErr w:type="spellEnd"/>
+      <w:r>
+        <w:t xml:space="preserve">Gestion des ordres de déploiement réseau et des projets pour la région </w:t>
+      </w:r>
+      <w:r>
+        <w:rPr>
+          <w:b/>
+          <w:bCs/>
+        </w:rPr>
+        <w:t>Amérique du Nord</w:t>
+      </w:r>
+      <w:r>
+        <w:t>, au sein d’une équipe internationale</w:t>
+      </w:r>
     </w:p>
     <w:p>
       <w:pPr>
@@ -1697,7 +407,6 @@
           <w:bCs/>
         </w:rPr>
       </w:pPr>
-      <w:proofErr w:type="spellStart"/>
       <w:r>
         <w:rPr>
           <w:b/>
@@ -1705,113 +414,23 @@
         </w:rPr>
         <w:t>Formation</w:t>
       </w:r>
-      <w:proofErr w:type="spellEnd"/>
       <w:r>
         <w:br/>
       </w:r>
-      <w:proofErr w:type="spellStart"/>
-      <w:r>
-        <w:rPr>
-          <w:b/>
-          <w:bCs/>
-        </w:rPr>
-        <w:t>Licence</w:t>
-      </w:r>
-      <w:proofErr w:type="spellEnd"/>
-      <w:r>
-        <w:rPr>
-          <w:b/>
-          <w:bCs/>
-        </w:rPr>
-        <w:t xml:space="preserve"> </w:t>
-      </w:r>
-      <w:proofErr w:type="spellStart"/>
-      <w:r>
-        <w:rPr>
-          <w:b/>
-          <w:bCs/>
-        </w:rPr>
-        <w:t>en</w:t>
-      </w:r>
-      <w:proofErr w:type="spellEnd"/>
-      <w:r>
-        <w:rPr>
-          <w:b/>
-          <w:bCs/>
-        </w:rPr>
-        <w:t xml:space="preserve"> </w:t>
-      </w:r>
-      <w:proofErr w:type="spellStart"/>
-      <w:r>
-        <w:rPr>
-          <w:b/>
-          <w:bCs/>
-        </w:rPr>
-        <w:t>Génie</w:t>
-      </w:r>
-      <w:proofErr w:type="spellEnd"/>
-      <w:r>
-        <w:rPr>
-          <w:b/>
-          <w:bCs/>
-        </w:rPr>
-        <w:t xml:space="preserve"> </w:t>
-      </w:r>
-      <w:proofErr w:type="spellStart"/>
-      <w:r>
-        <w:rPr>
-          <w:b/>
-          <w:bCs/>
-        </w:rPr>
-        <w:t>Informatique</w:t>
-      </w:r>
-      <w:proofErr w:type="spellEnd"/>
+      <w:r>
+        <w:rPr>
+          <w:b/>
+          <w:bCs/>
+        </w:rPr>
+        <w:t>Licence en Génie Informatique</w:t>
+      </w:r>
       <w:r>
         <w:br/>
-        <w:t xml:space="preserve">Centre </w:t>
-      </w:r>
-      <w:proofErr w:type="spellStart"/>
-      <w:r>
-        <w:t>Fédéral</w:t>
-      </w:r>
-      <w:proofErr w:type="spellEnd"/>
-      <w:r>
-        <w:t xml:space="preserve"> d’</w:t>
-      </w:r>
-      <w:proofErr w:type="spellStart"/>
-      <w:r>
-        <w:t>Éducation</w:t>
-      </w:r>
-      <w:proofErr w:type="spellEnd"/>
-      <w:r>
-        <w:t xml:space="preserve"> </w:t>
-      </w:r>
-      <w:proofErr w:type="spellStart"/>
-      <w:r>
-        <w:t>Technologique</w:t>
-      </w:r>
-      <w:proofErr w:type="spellEnd"/>
-      <w:r>
-        <w:t xml:space="preserve"> - Celso Suckow (CEFET/RJ)</w:t>
+        <w:t>Centre Fédéral d’Éducation Technologique - Celso Suckow (CEFET/RJ)</w:t>
       </w:r>
       <w:r>
         <w:br/>
-      </w:r>
-      <w:proofErr w:type="spellStart"/>
-      <w:r>
-        <w:t>Actuellement</w:t>
-      </w:r>
-      <w:proofErr w:type="spellEnd"/>
-      <w:r>
-        <w:t xml:space="preserve"> </w:t>
-      </w:r>
-      <w:proofErr w:type="spellStart"/>
-      <w:r>
-        <w:t>en</w:t>
-      </w:r>
-      <w:proofErr w:type="spellEnd"/>
-      <w:r>
-        <w:t xml:space="preserve"> 10</w:t>
+        <w:t>Actuellement en 10</w:t>
       </w:r>
       <w:r>
         <w:rPr>
@@ -1822,85 +441,28 @@
       <w:r>
         <w:t xml:space="preserve"> semestre, </w:t>
       </w:r>
-      <w:proofErr w:type="spellStart"/>
-      <w:r>
-        <w:rPr>
-          <w:b/>
-          <w:bCs/>
-        </w:rPr>
-        <w:t>obtention</w:t>
-      </w:r>
-      <w:proofErr w:type="spellEnd"/>
-      <w:r>
-        <w:rPr>
-          <w:b/>
-          <w:bCs/>
-        </w:rPr>
-        <w:t xml:space="preserve"> </w:t>
-      </w:r>
-      <w:proofErr w:type="spellStart"/>
-      <w:r>
-        <w:rPr>
-          <w:b/>
-          <w:bCs/>
-        </w:rPr>
-        <w:t>du</w:t>
-      </w:r>
-      <w:proofErr w:type="spellEnd"/>
-      <w:r>
-        <w:rPr>
-          <w:b/>
-          <w:bCs/>
-        </w:rPr>
-        <w:t xml:space="preserve"> </w:t>
-      </w:r>
-      <w:proofErr w:type="spellStart"/>
-      <w:r>
-        <w:rPr>
-          <w:b/>
-          <w:bCs/>
-        </w:rPr>
-        <w:t>diplôme</w:t>
-      </w:r>
-      <w:proofErr w:type="spellEnd"/>
-      <w:r>
-        <w:rPr>
-          <w:b/>
-          <w:bCs/>
-        </w:rPr>
-        <w:t xml:space="preserve"> </w:t>
-      </w:r>
-      <w:proofErr w:type="spellStart"/>
-      <w:r>
-        <w:rPr>
-          <w:b/>
-          <w:bCs/>
-        </w:rPr>
-        <w:t>prévue</w:t>
-      </w:r>
-      <w:proofErr w:type="spellEnd"/>
-      <w:r>
-        <w:rPr>
-          <w:b/>
-          <w:bCs/>
-        </w:rPr>
-        <w:t xml:space="preserve"> : </w:t>
-      </w:r>
-      <w:proofErr w:type="spellStart"/>
-      <w:r>
-        <w:rPr>
-          <w:b/>
-          <w:bCs/>
-        </w:rPr>
-        <w:t>juillet</w:t>
-      </w:r>
-      <w:proofErr w:type="spellEnd"/>
-      <w:r>
-        <w:rPr>
-          <w:b/>
-          <w:bCs/>
-        </w:rPr>
-        <w:t xml:space="preserve"> 202</w:t>
+      <w:r>
+        <w:rPr>
+          <w:b/>
+          <w:bCs/>
+        </w:rPr>
+        <w:t xml:space="preserve">obtention du diplôme </w:t>
+      </w:r>
+      <w:proofErr w:type="gramStart"/>
+      <w:r>
+        <w:rPr>
+          <w:b/>
+          <w:bCs/>
+        </w:rPr>
+        <w:t>prévue :</w:t>
+      </w:r>
+      <w:proofErr w:type="gramEnd"/>
+      <w:r>
+        <w:rPr>
+          <w:b/>
+          <w:bCs/>
+        </w:rPr>
+        <w:t xml:space="preserve"> juillet 202</w:t>
       </w:r>
       <w:r>
         <w:rPr>
@@ -1917,55 +479,14 @@
           <w:bCs/>
         </w:rPr>
       </w:pPr>
-      <w:proofErr w:type="spellStart"/>
-      <w:r>
-        <w:rPr>
-          <w:b/>
-          <w:bCs/>
-        </w:rPr>
-        <w:t>Échange</w:t>
-      </w:r>
-      <w:proofErr w:type="spellEnd"/>
-      <w:r>
-        <w:rPr>
-          <w:b/>
-          <w:bCs/>
-        </w:rPr>
-        <w:t xml:space="preserve"> </w:t>
-      </w:r>
-      <w:proofErr w:type="spellStart"/>
-      <w:r>
-        <w:rPr>
-          <w:b/>
-          <w:bCs/>
-        </w:rPr>
-        <w:t>international</w:t>
-      </w:r>
-      <w:proofErr w:type="spellEnd"/>
-      <w:r>
-        <w:rPr>
-          <w:b/>
-          <w:bCs/>
-        </w:rPr>
-        <w:t xml:space="preserve"> (</w:t>
-      </w:r>
-      <w:proofErr w:type="spellStart"/>
-      <w:r>
-        <w:rPr>
-          <w:b/>
-          <w:bCs/>
-        </w:rPr>
-        <w:t>sept</w:t>
-      </w:r>
-      <w:proofErr w:type="spellEnd"/>
-      <w:r>
-        <w:rPr>
-          <w:b/>
-          <w:bCs/>
-        </w:rPr>
-        <w:t xml:space="preserve">. 2025 – </w:t>
-      </w:r>
-      <w:proofErr w:type="spellStart"/>
+      <w:r>
+        <w:rPr>
+          <w:b/>
+          <w:bCs/>
+        </w:rPr>
+        <w:t xml:space="preserve">Échange international (sept. 2025 – </w:t>
+      </w:r>
+      <w:proofErr w:type="gramStart"/>
       <w:r>
         <w:rPr>
           <w:b/>
@@ -1973,42 +494,16 @@
         </w:rPr>
         <w:t>févr</w:t>
       </w:r>
-      <w:proofErr w:type="spellEnd"/>
-      <w:r>
-        <w:rPr>
-          <w:b/>
-          <w:bCs/>
-        </w:rPr>
-        <w:t xml:space="preserve">. 2026), </w:t>
-      </w:r>
-      <w:proofErr w:type="spellStart"/>
-      <w:r>
-        <w:rPr>
-          <w:b/>
-          <w:bCs/>
-        </w:rPr>
-        <w:t>Université</w:t>
-      </w:r>
-      <w:proofErr w:type="spellEnd"/>
-      <w:r>
-        <w:rPr>
-          <w:b/>
-          <w:bCs/>
-        </w:rPr>
-        <w:t xml:space="preserve"> de Valladolid, </w:t>
-      </w:r>
-      <w:proofErr w:type="spellStart"/>
-      <w:r>
-        <w:rPr>
-          <w:b/>
-          <w:bCs/>
-        </w:rPr>
-        <w:t>Espagne</w:t>
-      </w:r>
-      <w:proofErr w:type="spellEnd"/>
+      <w:proofErr w:type="gramEnd"/>
+      <w:r>
+        <w:rPr>
+          <w:b/>
+          <w:bCs/>
+        </w:rPr>
+        <w:t>. 2026), Université de Valladolid, Espagne</w:t>
+      </w:r>
     </w:p>
     <w:p>
-      <w:proofErr w:type="spellStart"/>
       <w:r>
         <w:rPr>
           <w:b/>
@@ -2016,28 +511,13 @@
         </w:rPr>
         <w:t>Compétences</w:t>
       </w:r>
-      <w:proofErr w:type="spellEnd"/>
       <w:r>
         <w:br/>
-      </w:r>
-      <w:proofErr w:type="spellStart"/>
-      <w:r>
-        <w:t>Langages</w:t>
-      </w:r>
-      <w:proofErr w:type="spellEnd"/>
-      <w:r>
-        <w:t>:</w:t>
+        <w:t>Langages:</w:t>
       </w:r>
       <w:r>
         <w:br/>
-      </w:r>
-      <w:proofErr w:type="spellStart"/>
-      <w:r>
-        <w:t>JavaScript</w:t>
-      </w:r>
-      <w:proofErr w:type="spellEnd"/>
-      <w:r>
-        <w:t xml:space="preserve"> (</w:t>
+        <w:t>JavaScript (</w:t>
       </w:r>
       <w:r>
         <w:rPr>
@@ -2069,7 +549,6 @@
       <w:r>
         <w:t xml:space="preserve">, </w:t>
       </w:r>
-      <w:proofErr w:type="spellStart"/>
       <w:r>
         <w:rPr>
           <w:b/>
@@ -2077,7 +556,6 @@
         </w:rPr>
         <w:t>NestJS</w:t>
       </w:r>
-      <w:proofErr w:type="spellEnd"/>
       <w:r>
         <w:t>), C# (</w:t>
       </w:r>
@@ -2093,15 +571,7 @@
       </w:r>
       <w:r>
         <w:br/>
-        <w:t xml:space="preserve">Bases de </w:t>
-      </w:r>
-      <w:proofErr w:type="spellStart"/>
-      <w:r>
-        <w:t>données</w:t>
-      </w:r>
-      <w:proofErr w:type="spellEnd"/>
-      <w:r>
-        <w:t>:</w:t>
+        <w:t>Bases de données:</w:t>
       </w:r>
       <w:r>
         <w:br/>
@@ -2134,28 +604,15 @@
         <w:t>SQL Server</w:t>
       </w:r>
       <w:r>
-        <w:t xml:space="preserve">, MySQL, </w:t>
-      </w:r>
-      <w:proofErr w:type="spellStart"/>
-      <w:r>
-        <w:t>MongoDB</w:t>
-      </w:r>
-      <w:proofErr w:type="spellEnd"/>
+        <w:t>, MySQL, MongoDB</w:t>
+      </w:r>
       <w:r>
         <w:br/>
-      </w:r>
-      <w:proofErr w:type="spellStart"/>
-      <w:r>
-        <w:t>Outils</w:t>
-      </w:r>
-      <w:proofErr w:type="spellEnd"/>
-      <w:r>
-        <w:t>:</w:t>
+        <w:t>Outils:</w:t>
       </w:r>
       <w:r>
         <w:br/>
       </w:r>
-      <w:proofErr w:type="spellStart"/>
       <w:r>
         <w:rPr>
           <w:b/>
@@ -2163,7 +620,6 @@
         </w:rPr>
         <w:t>RabbitMQ</w:t>
       </w:r>
-      <w:proofErr w:type="spellEnd"/>
       <w:r>
         <w:t xml:space="preserve">, </w:t>
       </w:r>
@@ -2177,7 +633,6 @@
       <w:r>
         <w:t xml:space="preserve">, </w:t>
       </w:r>
-      <w:proofErr w:type="spellStart"/>
       <w:r>
         <w:rPr>
           <w:b/>
@@ -2185,7 +640,6 @@
         </w:rPr>
         <w:t>Git</w:t>
       </w:r>
-      <w:proofErr w:type="spellEnd"/>
       <w:r>
         <w:t xml:space="preserve">, </w:t>
       </w:r>
@@ -2199,7 +653,6 @@
       <w:r>
         <w:t xml:space="preserve">, </w:t>
       </w:r>
-      <w:proofErr w:type="spellStart"/>
       <w:r>
         <w:rPr>
           <w:b/>
@@ -2207,11 +660,9 @@
         </w:rPr>
         <w:t>Postman</w:t>
       </w:r>
-      <w:proofErr w:type="spellEnd"/>
       <w:r>
         <w:t xml:space="preserve">, </w:t>
       </w:r>
-      <w:proofErr w:type="spellStart"/>
       <w:r>
         <w:rPr>
           <w:b/>
@@ -2219,11 +670,9 @@
         </w:rPr>
         <w:t>Insomnia</w:t>
       </w:r>
-      <w:proofErr w:type="spellEnd"/>
       <w:r>
         <w:t xml:space="preserve">, </w:t>
       </w:r>
-      <w:proofErr w:type="spellStart"/>
       <w:r>
         <w:rPr>
           <w:b/>
@@ -2231,17 +680,9 @@
         </w:rPr>
         <w:t>DBeaver</w:t>
       </w:r>
-      <w:proofErr w:type="spellEnd"/>
       <w:r>
         <w:br/>
-      </w:r>
-      <w:proofErr w:type="spellStart"/>
-      <w:r>
-        <w:t>Méthodologies</w:t>
-      </w:r>
-      <w:proofErr w:type="spellEnd"/>
-      <w:r>
-        <w:t>:</w:t>
+        <w:t>Méthodologies:</w:t>
       </w:r>
       <w:r>
         <w:br/>
@@ -2270,148 +711,33 @@
           <w:b/>
           <w:bCs/>
         </w:rPr>
-        <w:t>Centres d’</w:t>
-      </w:r>
-      <w:proofErr w:type="spellStart"/>
-      <w:r>
-        <w:rPr>
-          <w:b/>
-          <w:bCs/>
-        </w:rPr>
-        <w:t>intérêt</w:t>
-      </w:r>
-      <w:proofErr w:type="spellEnd"/>
+        <w:t>Centres d’intérêt</w:t>
+      </w:r>
       <w:r>
         <w:br/>
-      </w:r>
-      <w:proofErr w:type="spellStart"/>
-      <w:r>
-        <w:t>Développement</w:t>
-      </w:r>
-      <w:proofErr w:type="spellEnd"/>
-      <w:r>
-        <w:t xml:space="preserve"> et </w:t>
-      </w:r>
-      <w:proofErr w:type="spellStart"/>
-      <w:r>
-        <w:t>architecture</w:t>
-      </w:r>
-      <w:proofErr w:type="spellEnd"/>
-      <w:r>
-        <w:t xml:space="preserve"> de </w:t>
-      </w:r>
-      <w:proofErr w:type="spellStart"/>
-      <w:r>
-        <w:t>systèmes</w:t>
-      </w:r>
-      <w:proofErr w:type="spellEnd"/>
+        <w:t>Développement et architecture de systèmes, microservices, APIs, Cloud, sécurité, performance applicative, intégration de systèmes</w:t>
+      </w:r>
       <w:r>
         <w:t xml:space="preserve">, </w:t>
       </w:r>
-      <w:proofErr w:type="spellStart"/>
-      <w:r>
-        <w:t>microservices</w:t>
-      </w:r>
-      <w:proofErr w:type="spellEnd"/>
-      <w:r>
-        <w:t xml:space="preserve">, APIs, Cloud, </w:t>
-      </w:r>
-      <w:proofErr w:type="spellStart"/>
-      <w:r>
-        <w:t>sécurité</w:t>
-      </w:r>
-      <w:proofErr w:type="spellEnd"/>
-      <w:r>
-        <w:t xml:space="preserve">, performance </w:t>
-      </w:r>
-      <w:proofErr w:type="spellStart"/>
-      <w:r>
-        <w:t>applicative</w:t>
-      </w:r>
-      <w:proofErr w:type="spellEnd"/>
+      <w:r>
+        <w:t>gestion d’équipe</w:t>
+      </w:r>
       <w:r>
         <w:t xml:space="preserve">, </w:t>
       </w:r>
-      <w:proofErr w:type="spellStart"/>
-      <w:r>
-        <w:t>intégration</w:t>
-      </w:r>
-      <w:proofErr w:type="spellEnd"/>
-      <w:r>
-        <w:t xml:space="preserve"> de </w:t>
-      </w:r>
-      <w:proofErr w:type="spellStart"/>
-      <w:r>
-        <w:t>systèmes</w:t>
-      </w:r>
-      <w:proofErr w:type="spellEnd"/>
-      <w:r>
-        <w:t xml:space="preserve">, </w:t>
-      </w:r>
-      <w:proofErr w:type="spellStart"/>
-      <w:r>
-        <w:t>gestion</w:t>
-      </w:r>
-      <w:proofErr w:type="spellEnd"/>
-      <w:r>
-        <w:t xml:space="preserve"> d’</w:t>
-      </w:r>
-      <w:proofErr w:type="spellStart"/>
-      <w:r>
-        <w:t>équipe</w:t>
-      </w:r>
-      <w:proofErr w:type="spellEnd"/>
-      <w:r>
-        <w:t xml:space="preserve">, </w:t>
-      </w:r>
-      <w:proofErr w:type="spellStart"/>
-      <w:r>
-        <w:t>gestion</w:t>
-      </w:r>
-      <w:proofErr w:type="spellEnd"/>
-      <w:r>
-        <w:t xml:space="preserve"> </w:t>
-      </w:r>
-      <w:proofErr w:type="spellStart"/>
-      <w:r>
-        <w:t>technique</w:t>
-      </w:r>
-      <w:proofErr w:type="spellEnd"/>
-      <w:r>
-        <w:t xml:space="preserve"> de </w:t>
-      </w:r>
-      <w:proofErr w:type="spellStart"/>
-      <w:r>
-        <w:t>projets</w:t>
-      </w:r>
-      <w:proofErr w:type="spellEnd"/>
+      <w:r>
+        <w:t>gestion technique de projets</w:t>
+      </w:r>
     </w:p>
     <w:p>
-      <w:proofErr w:type="spellStart"/>
-      <w:r>
-        <w:rPr>
-          <w:b/>
-          <w:bCs/>
-        </w:rPr>
-        <w:t>Qualifications</w:t>
-      </w:r>
-      <w:proofErr w:type="spellEnd"/>
-      <w:r>
-        <w:rPr>
-          <w:b/>
-          <w:bCs/>
-        </w:rPr>
-        <w:t xml:space="preserve"> </w:t>
-      </w:r>
-      <w:proofErr w:type="spellStart"/>
-      <w:r>
-        <w:rPr>
-          <w:b/>
-          <w:bCs/>
-        </w:rPr>
-        <w:t>Supplémentaires</w:t>
-      </w:r>
-      <w:proofErr w:type="spellEnd"/>
+      <w:r>
+        <w:rPr>
+          <w:b/>
+          <w:bCs/>
+        </w:rPr>
+        <w:t>Qualifications Supplémentaires</w:t>
+      </w:r>
     </w:p>
     <w:p>
       <w:pPr>
@@ -2420,53 +746,15 @@
           <w:numId w:val="4"/>
         </w:numPr>
       </w:pPr>
-      <w:proofErr w:type="spellStart"/>
-      <w:r>
-        <w:t>Certifié</w:t>
-      </w:r>
-      <w:proofErr w:type="spellEnd"/>
-      <w:r>
-        <w:t xml:space="preserve"> </w:t>
-      </w:r>
-      <w:proofErr w:type="spellStart"/>
-      <w:r>
-        <w:t>en</w:t>
-      </w:r>
-      <w:proofErr w:type="spellEnd"/>
-      <w:r>
-        <w:t xml:space="preserve"> </w:t>
-      </w:r>
-      <w:proofErr w:type="spellStart"/>
-      <w:r>
-        <w:rPr>
-          <w:b/>
-          <w:bCs/>
-        </w:rPr>
-        <w:t>Développement</w:t>
-      </w:r>
-      <w:proofErr w:type="spellEnd"/>
-      <w:r>
-        <w:rPr>
-          <w:b/>
-          <w:bCs/>
-        </w:rPr>
-        <w:t xml:space="preserve"> Fullstack </w:t>
-      </w:r>
-      <w:proofErr w:type="spellStart"/>
-      <w:r>
-        <w:rPr>
-          <w:b/>
-          <w:bCs/>
-        </w:rPr>
-        <w:t>avec</w:t>
-      </w:r>
-      <w:proofErr w:type="spellEnd"/>
-      <w:r>
-        <w:rPr>
-          <w:b/>
-          <w:bCs/>
-        </w:rPr>
-        <w:t xml:space="preserve"> Node.js</w:t>
+      <w:r>
+        <w:t xml:space="preserve">Certifié en </w:t>
+      </w:r>
+      <w:r>
+        <w:rPr>
+          <w:b/>
+          <w:bCs/>
+        </w:rPr>
+        <w:t>Développement Fullstack avec Node.js</w:t>
       </w:r>
     </w:p>
     <w:p>
@@ -2476,31 +764,9 @@
           <w:numId w:val="4"/>
         </w:numPr>
       </w:pPr>
-      <w:proofErr w:type="spellStart"/>
-      <w:r>
-        <w:t>Formation</w:t>
-      </w:r>
-      <w:proofErr w:type="spellEnd"/>
-      <w:r>
-        <w:t xml:space="preserve"> </w:t>
-      </w:r>
-      <w:proofErr w:type="spellStart"/>
-      <w:r>
-        <w:t>intensive</w:t>
-      </w:r>
-      <w:proofErr w:type="spellEnd"/>
-      <w:r>
-        <w:t xml:space="preserve"> </w:t>
-      </w:r>
-      <w:proofErr w:type="spellStart"/>
-      <w:r>
-        <w:t>en</w:t>
-      </w:r>
-      <w:proofErr w:type="spellEnd"/>
-      <w:r>
-        <w:t xml:space="preserve"> </w:t>
-      </w:r>
-      <w:proofErr w:type="spellStart"/>
+      <w:r>
+        <w:t xml:space="preserve">Formation intensive en </w:t>
+      </w:r>
       <w:r>
         <w:rPr>
           <w:b/>
@@ -2508,7 +774,6 @@
         </w:rPr>
         <w:t>Cybersécurité</w:t>
       </w:r>
-      <w:proofErr w:type="spellEnd"/>
     </w:p>
     <w:p>
       <w:pPr>
@@ -2517,21 +782,12 @@
           <w:numId w:val="4"/>
         </w:numPr>
       </w:pPr>
-      <w:proofErr w:type="spellStart"/>
-      <w:r>
-        <w:rPr>
-          <w:b/>
-          <w:bCs/>
-        </w:rPr>
-        <w:t>Bootcamp</w:t>
-      </w:r>
-      <w:proofErr w:type="spellEnd"/>
-      <w:r>
-        <w:rPr>
-          <w:b/>
-          <w:bCs/>
-        </w:rPr>
-        <w:t xml:space="preserve"> .NET</w:t>
+      <w:r>
+        <w:rPr>
+          <w:b/>
+          <w:bCs/>
+        </w:rPr>
+        <w:t>Bootcamp .NET</w:t>
       </w:r>
     </w:p>
     <w:p>
@@ -2541,47 +797,13 @@
           <w:numId w:val="4"/>
         </w:numPr>
       </w:pPr>
-      <w:proofErr w:type="spellStart"/>
-      <w:r>
-        <w:rPr>
-          <w:b/>
-          <w:bCs/>
-        </w:rPr>
-        <w:t>Bootcamp</w:t>
-      </w:r>
-      <w:proofErr w:type="spellEnd"/>
-      <w:r>
-        <w:rPr>
-          <w:b/>
-          <w:bCs/>
-        </w:rPr>
-        <w:t xml:space="preserve"> Bases de </w:t>
-      </w:r>
-      <w:proofErr w:type="spellStart"/>
-      <w:r>
-        <w:rPr>
-          <w:b/>
-          <w:bCs/>
-        </w:rPr>
-        <w:t>Données</w:t>
-      </w:r>
-      <w:proofErr w:type="spellEnd"/>
-      <w:r>
-        <w:rPr>
-          <w:b/>
-          <w:bCs/>
-        </w:rPr>
-        <w:t xml:space="preserve"> </w:t>
-      </w:r>
-      <w:proofErr w:type="spellStart"/>
-      <w:r>
-        <w:rPr>
-          <w:b/>
-          <w:bCs/>
-        </w:rPr>
-        <w:t>Relationnelles</w:t>
-      </w:r>
-      <w:proofErr w:type="spellEnd"/>
+      <w:r>
+        <w:rPr>
+          <w:b/>
+          <w:bCs/>
+        </w:rPr>
+        <w:t>Bootcamp Bases de Données Relationnelles</w:t>
+      </w:r>
     </w:p>
     <w:p>
       <w:pPr>
@@ -2590,64 +812,18 @@
           <w:numId w:val="4"/>
         </w:numPr>
       </w:pPr>
-      <w:proofErr w:type="spellStart"/>
-      <w:r>
-        <w:t>Initiation</w:t>
-      </w:r>
-      <w:proofErr w:type="spellEnd"/>
-      <w:r>
-        <w:t xml:space="preserve"> </w:t>
-      </w:r>
-      <w:proofErr w:type="spellStart"/>
-      <w:r>
-        <w:t>scientifique</w:t>
-      </w:r>
-      <w:proofErr w:type="spellEnd"/>
-      <w:r>
-        <w:t xml:space="preserve"> </w:t>
-      </w:r>
-      <w:proofErr w:type="spellStart"/>
-      <w:r>
-        <w:t>en</w:t>
-      </w:r>
-      <w:proofErr w:type="spellEnd"/>
-      <w:r>
-        <w:t xml:space="preserve"> </w:t>
-      </w:r>
-      <w:r>
-        <w:rPr>
-          <w:b/>
-          <w:bCs/>
-        </w:rPr>
-        <w:t xml:space="preserve">IA </w:t>
-      </w:r>
-      <w:proofErr w:type="spellStart"/>
-      <w:r>
-        <w:rPr>
-          <w:b/>
-          <w:bCs/>
-        </w:rPr>
-        <w:t>Générative</w:t>
-      </w:r>
-      <w:proofErr w:type="spellEnd"/>
-      <w:r>
-        <w:t xml:space="preserve"> </w:t>
-      </w:r>
-      <w:proofErr w:type="spellStart"/>
-      <w:r>
-        <w:t>au</w:t>
-      </w:r>
-      <w:proofErr w:type="spellEnd"/>
-      <w:r>
-        <w:t xml:space="preserve"> </w:t>
-      </w:r>
-      <w:proofErr w:type="spellStart"/>
-      <w:r>
-        <w:t>Cefet</w:t>
-      </w:r>
-      <w:proofErr w:type="spellEnd"/>
-      <w:r>
-        <w:t>/RJ</w:t>
+      <w:r>
+        <w:t xml:space="preserve">Initiation scientifique en </w:t>
+      </w:r>
+      <w:r>
+        <w:rPr>
+          <w:b/>
+          <w:bCs/>
+        </w:rPr>
+        <w:t>IA Générative</w:t>
+      </w:r>
+      <w:r>
+        <w:t xml:space="preserve"> au Cefet/RJ</w:t>
       </w:r>
     </w:p>
     <w:p>
@@ -2665,133 +841,19 @@
       </w:r>
       <w:r>
         <w:br/>
-      </w:r>
-      <w:proofErr w:type="spellStart"/>
-      <w:r>
-        <w:t>Portugais</w:t>
-      </w:r>
-      <w:proofErr w:type="spellEnd"/>
-      <w:r>
-        <w:t xml:space="preserve">: Langue </w:t>
-      </w:r>
-      <w:proofErr w:type="spellStart"/>
-      <w:r>
-        <w:t>maternelle</w:t>
-      </w:r>
-      <w:proofErr w:type="spellEnd"/>
+        <w:t>Portugais: Langue maternelle</w:t>
+      </w:r>
       <w:r>
         <w:br/>
-      </w:r>
-      <w:proofErr w:type="spellStart"/>
-      <w:r>
-        <w:t>Anglais</w:t>
-      </w:r>
-      <w:proofErr w:type="spellEnd"/>
-      <w:r>
-        <w:t xml:space="preserve">: </w:t>
-      </w:r>
-      <w:proofErr w:type="spellStart"/>
-      <w:r>
-        <w:t>Courant</w:t>
-      </w:r>
-      <w:proofErr w:type="spellEnd"/>
-      <w:r>
-        <w:t xml:space="preserve"> (</w:t>
-      </w:r>
-      <w:proofErr w:type="spellStart"/>
-      <w:r>
-        <w:t>Compétence</w:t>
-      </w:r>
-      <w:proofErr w:type="spellEnd"/>
-      <w:r>
-        <w:t xml:space="preserve"> </w:t>
-      </w:r>
-      <w:proofErr w:type="spellStart"/>
-      <w:r>
-        <w:t>avancée</w:t>
-      </w:r>
-      <w:proofErr w:type="spellEnd"/>
-      <w:r>
-        <w:t xml:space="preserve"> </w:t>
-      </w:r>
-      <w:proofErr w:type="spellStart"/>
-      <w:r>
-        <w:t>dans</w:t>
-      </w:r>
-      <w:proofErr w:type="spellEnd"/>
-      <w:r>
-        <w:t xml:space="preserve"> </w:t>
-      </w:r>
-      <w:proofErr w:type="spellStart"/>
-      <w:r>
-        <w:t>des</w:t>
-      </w:r>
-      <w:proofErr w:type="spellEnd"/>
-      <w:r>
-        <w:t xml:space="preserve"> </w:t>
-      </w:r>
-      <w:proofErr w:type="spellStart"/>
-      <w:r>
-        <w:t>environnements</w:t>
-      </w:r>
-      <w:proofErr w:type="spellEnd"/>
-      <w:r>
-        <w:t xml:space="preserve"> de </w:t>
-      </w:r>
-      <w:proofErr w:type="spellStart"/>
-      <w:r>
-        <w:t>travail</w:t>
-      </w:r>
-      <w:proofErr w:type="spellEnd"/>
-      <w:r>
-        <w:t xml:space="preserve"> </w:t>
-      </w:r>
-      <w:proofErr w:type="spellStart"/>
-      <w:r>
-        <w:t>internationaux</w:t>
-      </w:r>
-      <w:proofErr w:type="spellEnd"/>
-      <w:r>
-        <w:t>)</w:t>
+        <w:t>Anglais: Courant (Compétence avancée dans des environnements de travail internationaux)</w:t>
       </w:r>
       <w:r>
         <w:br/>
-      </w:r>
-      <w:proofErr w:type="spellStart"/>
-      <w:r>
-        <w:t>Espagnol</w:t>
-      </w:r>
-      <w:proofErr w:type="spellEnd"/>
-      <w:r>
-        <w:t xml:space="preserve">: </w:t>
-      </w:r>
-      <w:proofErr w:type="spellStart"/>
-      <w:r>
-        <w:t>Avancé</w:t>
-      </w:r>
-      <w:proofErr w:type="spellEnd"/>
-      <w:r>
-        <w:t xml:space="preserve"> (</w:t>
-      </w:r>
-      <w:proofErr w:type="spellStart"/>
-      <w:r>
-        <w:t>Certifié</w:t>
-      </w:r>
-      <w:proofErr w:type="spellEnd"/>
-      <w:r>
-        <w:t xml:space="preserve"> SIELE B2)</w:t>
+        <w:t>Espagnol: Avancé (Certifié SIELE B2)</w:t>
       </w:r>
       <w:r>
         <w:br/>
-        <w:t xml:space="preserve">Français: </w:t>
-      </w:r>
-      <w:proofErr w:type="spellStart"/>
-      <w:r>
-        <w:t>Basique</w:t>
-      </w:r>
-      <w:proofErr w:type="spellEnd"/>
-      <w:r>
-        <w:t xml:space="preserve"> (A2)</w:t>
+        <w:t>Français: Basique (A2)</w:t>
       </w:r>
     </w:p>
     <w:sectPr>
@@ -4020,7 +2082,6 @@
   <w:style w:type="character" w:default="1" w:styleId="Fontepargpadro">
     <w:name w:val="Default Paragraph Font"/>
     <w:uiPriority w:val="1"/>
-    <w:semiHidden/>
     <w:unhideWhenUsed/>
   </w:style>
   <w:style w:type="table" w:default="1" w:styleId="Tabelanormal">
@@ -4355,6 +2416,36 @@
     <w:rPr>
       <w:color w:val="605E5C"/>
       <w:shd w:val="clear" w:color="auto" w:fill="E1DFDD"/>
+    </w:rPr>
+  </w:style>
+  <w:style w:type="paragraph" w:styleId="Pr-formataoHTML">
+    <w:name w:val="HTML Preformatted"/>
+    <w:basedOn w:val="Normal"/>
+    <w:link w:val="Pr-formataoHTMLChar"/>
+    <w:uiPriority w:val="99"/>
+    <w:semiHidden/>
+    <w:unhideWhenUsed/>
+    <w:rsid w:val="00B84EDD"/>
+    <w:pPr>
+      <w:spacing w:after="0" w:line="240" w:lineRule="auto"/>
+    </w:pPr>
+    <w:rPr>
+      <w:rFonts w:ascii="Consolas" w:hAnsi="Consolas"/>
+      <w:sz w:val="20"/>
+      <w:szCs w:val="20"/>
+    </w:rPr>
+  </w:style>
+  <w:style w:type="character" w:customStyle="1" w:styleId="Pr-formataoHTMLChar">
+    <w:name w:val="Pré-formatação HTML Char"/>
+    <w:basedOn w:val="Fontepargpadro"/>
+    <w:link w:val="Pr-formataoHTML"/>
+    <w:uiPriority w:val="99"/>
+    <w:semiHidden/>
+    <w:rsid w:val="00B84EDD"/>
+    <w:rPr>
+      <w:rFonts w:ascii="Consolas" w:hAnsi="Consolas"/>
+      <w:sz w:val="20"/>
+      <w:szCs w:val="20"/>
     </w:rPr>
   </w:style>
 </w:styles>
